--- a/FJL-F07-TD-Diseño.docx
+++ b/FJL-F07-TD-Diseño.docx
@@ -721,7 +721,7 @@
                 <w:b w:val="false"/>
                 <w:bCs w:val="false"/>
               </w:rPr>
-              <w:t xml:space="preserve">Generación de prospectos de beneficiarios y cálculo de suficiencia de saldo.</w:t>
+              <w:t xml:space="preserve">Consumo del servicio de la CNSF y cálculo de suficiencia de saldo.</w:t>
             </w:r>
           </w:p>
         </w:tc>
@@ -1203,7 +1203,7 @@
       <w:r>
         <w:drawing>
           <wp:inline distT="0" distB="0" distL="0" distR="0">
-            <wp:extent cx="5524500" cy="3476625"/>
+            <wp:extent cx="5524500" cy="3514725"/>
             <wp:effectExtent t="0" r="0" b="0" l="0"/>
             <wp:docPr id="1" name="" descr="" title=""/>
             <wp:cNvGraphicFramePr>
@@ -1228,7 +1228,7 @@
                   <pic:spPr bwMode="auto">
                     <a:xfrm>
                       <a:off x="0" y="0"/>
-                      <a:ext cx="5524500" cy="3476625"/>
+                      <a:ext cx="5524500" cy="3514725"/>
                     </a:xfrm>
                     <a:prstGeom prst="rect">
                       <a:avLst/>
@@ -7327,7 +7327,7 @@
         <w:spacing w:after="140"/>
       </w:pPr>
       <w:r>
-        <w:t xml:space="preserve">ISSSTE-WS1-ConsultaBasica e ISSSTE-WS3-ConsultaRobusta comparten estructura de campos con sus equivalentes del proceso saliente, invirtiendo receptor/transferente.</w:t>
+        <w:t xml:space="preserve">ISSSTE-WS1-ConsultaBasica e ISSSTE-WS3-ConsultaRobusta comparten estructura de campos con sus equivalentes del proceso saliente, invirtiendo receptor/transferente. Adicionalmente, cuando el trámite se rechaza o cancela (por determinación de IMSS o por una validación interna de los registros), se invoca PSAR-WS5-Cancelacion para notificar la cancelación a ProceSAR, después de haber atendido ISSSTE-WS3-ConsultaRobusta.</w:t>
       </w:r>
     </w:p>
     <w:p>
